--- a/fase1/individuales/MADRID_DIEGO_1.3_APT122_AutoevaluacionFase1.docx
+++ b/fase1/individuales/MADRID_DIEGO_1.3_APT122_AutoevaluacionFase1.docx
@@ -140,7 +140,7 @@
           <w:sz w:val="34"/>
           <w:szCs w:val="34"/>
         </w:rPr>
-        <w:t xml:space="preserve"> Una nueva forma de Pagar</w:t>
+        <w:t xml:space="preserve"> POS móvil de DTemite — vender, cobrar, emitir DTE</w:t>
       </w:r>
     </w:p>
     <w:p>
@@ -1328,7 +1328,7 @@
         <w:jc w:val="both"/>
       </w:pPr>
       <w:r>
-        <w:t>El presente proyecto de título, denominado D-PAY 3.0, se desarrolla en conjunto con la empresa Dtemite y consiste en la evolución del sistema de punto de venta móvil D-PAY, actualmente en producción, desde una arquitectura de pagos dependiente de hardware de terminal (TUU/Kozen) hacia un modelo de pasarelas de pago extensible y desacoplado. Mi aporte individual se concentra en la integración entre la aplicación móvil, los servicios de backend y los proveedores de pago, asegurando que los flujos de cobro, sincronización y emisión de documentos funcionen de forma confiable. El aporte técnico central del equipo es el diseño e implementación de una arquitectura multi-gateway que permite incorporar nuevos medios de pago sin reescribir la lógica de negocio existente, utilizando Webpay como implementación mínima viable (MVP) y dejando documentadas en el backlog las integraciones futuras con Flow, MercadoLibre y PayPal. El proyecto se gestiona bajo la metodología Agile Scrum, con un equipo de tres integrantes, y se desarrolla en tres fases a lo largo del semestre. Este documento constituye la autoevaluación individual correspondiente a la Fase 1, en la que se define el proyecto, se justifica su factibilidad y se establece la planificación de trabajo.</w:t>
+        <w:t>El presente proyecto de título, denominado D-PAY 3.0, se desarrolla en conjunto con la empresa Dtemite y consiste en diseñar y desarrollar D-PAY como POS móvil completo de DTemite: vender, cobrar y emitir DTE desde el celular, integrado a la plataforma cloud multi-tenant de la empresa. Mi aporte individual se concentra en el desarrollo mobile (React Native): integración con la API DTemite, flujos de venta y cobro, emisión DTE y estabilización del POS en Android. El aporte central del equipo es documentar y completar el producto POS — login, venta, cobro (efectivo y TUU), emisión DTE, historial, impresión y Payment Hub — sobre la API existente de DTemite. Las pasarelas web adicionales quedan en backlog futuro. El proyecto se gestiona bajo la metodología Agile Scrum, con un equipo de tres integrantes, y se desarrolla en tres fases a lo largo del semestre. Este documento constituye la autoevaluación individual correspondiente a la Fase 1, en la que se define el proyecto, se justifica su factibilidad y se establece la planificación de trabajo.</w:t>
       </w:r>
     </w:p>
     <w:p>
@@ -1372,7 +1372,7 @@
         </w:rPr>
       </w:pPr>
       <w:r>
-        <w:t>This capstone project, D-PAY 3.0, is developed with the company Dtemite and evolves the mobile point-of-sale system D-PAY, already in production, from a hardware-dependent card-payment architecture (Kozen/TUU) into an extensible, decoupled multi-gateway model. My individual contribution focuses on integrating the mobile application with backend services and external payment providers, ensuring that sales, payment and document flows remain reliable across devices. The team's core technical contribution is the design and implementation of a PaymentGateway module that allows new payment providers to be added without rewriting the existing sales logic, using Transbank Webpay in a sandbox environment as the minimum viable product (MVP) and documenting future integrations with Flow, MercadoLibre and PayPal in the product backlog. The project is managed under the Agile Scrum methodology, with a three-member team, and is organized in three phases throughout the semester. This document is the individual Phase 1 self-assessment: it defines the project, links it to the graduate profile and to my professional interests, argues its feasibility, and sets out the work plan and the evidence of achievement.</w:t>
+        <w:t>This capstone project, D-PAY 3.0, is developed with the company Dtemite and designs and develops D-PAY as DTemite's complete mobile POS: sell, collect payment and issue tax documents (DTE) from an Android device, integrated with the company's multi-tenant cloud platform. My individual contribution focuses on mobile development (React Native): DTemite API integration, sales and payment flows, DTE issuance and POS stabilization on Android. The team's core contribution is to document and complete the full POS product — login, sales, cash and TUU card payment, DTE issuance, history, printing and Payment Hub — on DTemite's existing API. Additional web gateways remain in the future backlog. The project is managed under the Agile Scrum methodology, with a three-member team, and is organized in three phases throughout the semester. This document is the individual Phase 1 self-assessment: it defines the project, links it to the graduate profile and to my professional interests, argues its feasibility, and sets out the work plan and the evidence of achievement.</w:t>
       </w:r>
     </w:p>
     <w:p>
@@ -1405,7 +1405,7 @@
         </w:rPr>
       </w:pPr>
       <w:r>
-        <w:t>D-PAY 3.0 es un proyecto de título orientado a evolucionar D-PAY, un sistema de punto de venta (POS) móvil desarrollado en React Native, ya utilizado en producción por Dtemite, cuyo contacto principal es José Robles Rocha. El sistema emite Documentos Tributarios Electrónicos (DTE) conforme a la normativa del Servicio de Impuestos Internos y gestiona ventas en modalidad online y offline. En su estado actual, el cobro con tarjeta de crédito o débito solo funciona en terminales dedicados Kozen (modelo P8 Neo), a través de la aplicación TUU Negocio (Haulmer), integrada mediante un Intent nativo de Android exclusivo de ese hardware (Dtemite, 2026).</w:t>
+        <w:t>D-PAY 3.0 es el Capstone para crear y documentar el POS móvil de DTemite: un DTemite compacto para celular donde el comercio vende, cobra y emite DTE en un solo flujo. DTemite opera un ERP web de facturación electrónica (oficina); D-PAY extiende esa plataforma al mostrador, feria y delivery. La app (React Native) ya existe en producción; el equipo la completa, estabiliza y documenta como producto integral. Contacto mandante: José Robles Rocha.</w:t>
       </w:r>
     </w:p>
     <w:p>
@@ -1419,7 +1419,7 @@
         </w:rPr>
       </w:pPr>
       <w:r>
-        <w:t>Esta dependencia genera una limitación laboral y comercial concreta para la Ingeniería en Informática: D-PAY no puede operar como solución de cobro con tarjeta en un smartphone Android o iOS genérico. Eso restringe la adopción del producto a comercios que ya invirtieron en hardware Kozen y deja fuera a quienes solo disponen de un celular convencional. El impacto en el campo laboral es doble. Para la empresa mandante, desbloquear el cobro en dispositivos genéricos amplía el mercado sin exigir una inversión adicional en terminales. Para el perfil profesional de un ingeniero informático, el problema exige integración de APIs, diseño de arquitectura, consumo de servicios externos, sincronización de datos y gestión ágil de un producto real, competencias habituales en equipos de software de pagos, retail y fintech.</w:t>
+        <w:t>El hueco de mercado es claro: el comercio DTemite factura en oficina, pero en el momento de vender necesita celular o terminal, cobro (efectivo o tarjeta TUU en Kozen), DTE al SII y comprobante inmediato. Sin POS móvil alineado al ERP, el cliente usa dos herramientas desconectadas. Para DTemite es entrar al rubro POS; para Ingeniería en Informática es un producto real: app nativa, multi-tenant, API REST + legacy, pagos, normativa SII y pruebas en dispositivo.</w:t>
       </w:r>
     </w:p>
     <w:p>
@@ -1433,7 +1433,7 @@
         </w:rPr>
       </w:pPr>
       <w:r>
-        <w:t>El proyecto busca resolver esa limitación diseñando una capa de pagos extensible. El módulo PaymentGateway detectará el tipo de dispositivo (terminal Kozen versus smartphone genérico) y seleccionará el proveedor correspondiente, aplicando un contrato común de tipo adaptador/strategy (Gamma et al., 1995). Como MVP del semestre se integra Transbank Webpay en ambiente de pruebas (Transbank, s. f.). Las integraciones con Flow, MercadoLibre y PayPal quedan documentadas y priorizadas en el Product Backlog para etapas posteriores. El equipo de desarrollo está compuesto por Diego Madrid, Pablo Gutiérrez y Reinhard Munzenmayer, y mi rol principal dentro del equipo es el desarrollo e integración de los flujos móviles con backend y pasarelas de pago.</w:t>
+        <w:t>El proyecto desarrolla D-PAY completo: login multi-tenant, venta (calculadora, catálogo, scanner), cobro efectivo y TUU, emisión DTE, historial, notas de crédito, impresión Bluetooth y Payment Hub — integrado a PostgreSQL y API DTemite. El MVP del semestre es el flujo venta → cobro → DTE → post-venta, no un módulo aislado de pasarelas. Webpay y otras pasarelas web quedan en backlog futuro (HU-15+). Equipo: Diego Madrid (desarrollo), Pablo Gutiérrez (arquitectura/Scrum Master), Reinhartd Munzenmayer (QA/documentación).</w:t>
       </w:r>
     </w:p>
     <w:p>
@@ -1499,45 +1499,45 @@
         </w:rPr>
       </w:pPr>
       <w:r>
-        <w:t>Desarrollar una solución de software utilizando técnicas que permitan sistematizar el proceso de desarrollo y mantenimiento, asegurando el logro de los objetivos. Debo construir e integrar el módulo PaymentGateway y la pasarela Webpay dentro de la aplicación existente, conectando pantallas de venta, servicios de API y flujos de retorno de pago, sin reescribir la lógica central del POS. El trabajo se sistematiza con Git/GitHub, ramas de feature y Pull Requests, de modo que el mantenimiento futuro de un nuevo proveedor sea agregar una implementación del contrato, no modificar la lógica de negocio.</w:t>
-      </w:r>
-    </w:p>
-    <w:p>
-      <w:pPr>
-        <w:rPr>
-          <w:sz w:val="22"/>
-          <w:szCs w:val="22"/>
-        </w:rPr>
-      </w:pPr>
-    </w:p>
-    <w:p>
-      <w:pPr>
-        <w:rPr>
-          <w:sz w:val="22"/>
-          <w:szCs w:val="22"/>
-        </w:rPr>
-      </w:pPr>
-      <w:r>
-        <w:t>Construir modelos de datos para soportar los requerimientos de la organización de acuerdo a un diseño definido y escalable en el tiempo. Debo asegurar que el resultado de un pago web (aprobado, rechazado, error de conexión) se persista y sincronice de forma coherente con el modelo actual de transacciones de D-PAY, de manera que mañana se puedan añadir Flow o PayPal sin romper reportes, conciliación ni trazabilidad. Aunque no es mi competencia más fuerte, es clave para que la integración móvil no quede desconectada del resto del sistema.</w:t>
-      </w:r>
-    </w:p>
-    <w:p>
-      <w:pPr>
-        <w:rPr>
-          <w:sz w:val="22"/>
-          <w:szCs w:val="22"/>
-        </w:rPr>
-      </w:pPr>
-    </w:p>
-    <w:p>
-      <w:pPr>
-        <w:rPr>
-          <w:sz w:val="22"/>
-          <w:szCs w:val="22"/>
-        </w:rPr>
-      </w:pPr>
-      <w:r>
-        <w:t>Realizar pruebas de certificación tanto de los productos como de los procesos utilizando buenas prácticas definidas por la industria. Debo diseñar y ejecutar pruebas funcionales del flujo Webpay (HU-06): pago aprobado, rechazado y error de conexión, con evidencia (casos de prueba, logs o capturas) y registro de defectos. Esta competencia es una de mis principales oportunidades de mejora: hoy realizo validaciones manuales en dispositivo, pero necesito fortalecer pruebas más estructuradas y repetibles.</w:t>
+        <w:t>Desarrollar una solución de software utilizando técnicas que permitan sistematizar el proceso de desarrollo y mantenimiento, asegurando el logro de los objetivos. Debo construir e integrar los flujos del POS completo dentro de la aplicación React Native existente: venta, cobro (efectivo/TUU), DTE, historial e impresión, conectados a la API DTemite, sin reescribir el ERP web. El trabajo se sistematiza con Git/GitHub, ramas de feature y Pull Requests, de modo que el mantenimiento futuro de un nuevo proveedor sea agregar una implementación del contrato, no modificar la lógica de negocio.</w:t>
+      </w:r>
+    </w:p>
+    <w:p>
+      <w:pPr>
+        <w:rPr>
+          <w:sz w:val="22"/>
+          <w:szCs w:val="22"/>
+        </w:rPr>
+      </w:pPr>
+    </w:p>
+    <w:p>
+      <w:pPr>
+        <w:rPr>
+          <w:sz w:val="22"/>
+          <w:szCs w:val="22"/>
+        </w:rPr>
+      </w:pPr>
+      <w:r>
+        <w:t>Construir modelos de datos para soportar los requerimientos de la organización de acuerdo a un diseño definido y escalable en el tiempo. Debo asegurar que ventas, pagos y DTE se persistan en tbl_dpay y en stores locales (MMKV) de forma coherente con el modelo multi-tenant de DTemite, manteniendo trazabilidad para conciliación en el ERP. Aunque no es mi competencia más fuerte, es clave para que la integración móvil no quede desconectada del resto del sistema.</w:t>
+      </w:r>
+    </w:p>
+    <w:p>
+      <w:pPr>
+        <w:rPr>
+          <w:sz w:val="22"/>
+          <w:szCs w:val="22"/>
+        </w:rPr>
+      </w:pPr>
+    </w:p>
+    <w:p>
+      <w:pPr>
+        <w:rPr>
+          <w:sz w:val="22"/>
+          <w:szCs w:val="22"/>
+        </w:rPr>
+      </w:pPr>
+      <w:r>
+        <w:t>Realizar pruebas de certificación tanto de los productos como de los procesos utilizando buenas prácticas definidas por la industria. Debo diseñar y ejecutar pruebas funcionales del flujo POS completo (HU-14): login, venta, efectivo, TUU, DTE, historial e impresión, con matriz de casos, capturas y video demo. Esta competencia es una de mis principales oportunidades de mejora: hoy realizo validaciones manuales en dispositivo, pero necesito fortalecer pruebas más estructuradas y repetibles.</w:t>
       </w:r>
     </w:p>
     <w:p>
@@ -1597,7 +1597,7 @@
         </w:rPr>
       </w:pPr>
       <w:r>
-        <w:t>D-PAY 3.0 refleja esos intereses de tres maneras. Primero, aborda un problema real de integración: conectar una app móvil en producción con nuevos proveedores de pago y con el backend de Dtemite, sin depender exclusivamente del hardware Kozen. Segundo, me exige profundizar en arquitectura de software aplicada: contratos de pago, selección de gateway, manejo de estados y errores de red en un flujo comercial crítico. Tercero, me obliga a fortalecer calidad de software mediante pruebas funcionales del MVP Webpay, una competencia que sé que debo desarrollar con mayor rigor. En cinco años quiero liderar proyectos de integración y productos digitales; trabajar sobre un POS real, con empresa mandante y flujos de pago en producción, me acerca más a ese objetivo que un prototipo académico aislado.</w:t>
+        <w:t>D-PAY 3.0 refleja esos intereses: integrar app móvil, API cloud y emisión tributaria en un producto comercial completo; profundizar arquitectura (React Native, Zustand, dual API REST/legacy); y fortalecer QA con pruebas del flujo venta → cobro → DTE. Trabajar sobre un POS real con empresa mandante me acerca a liderar productos digitales en fintech/retail.</w:t>
       </w:r>
     </w:p>
     <w:p>
@@ -1659,7 +1659,7 @@
         </w:rPr>
       </w:pPr>
       <w:r>
-        <w:t>El alcance del semestre está acotado a un MVP verificable: detección de dispositivo, contrato PaymentGateway e integración Webpay en sandbox. Flow, MercadoLibre y PayPal quedan fuera del MVP y documentados en el backlog (HU-07 y HU-08). No se incluye paso a producción con credenciales reales, ni Docker, ni rediseño del módulo DTE. Esa delimitación cabe en el calendario del curso.</w:t>
+        <w:t>El alcance está acotado al producto POS completo priorizado (HU-01 a HU-14): identidad, venta, cobro, DTE, historial, impresión y Hub. No se reescribe el ERP DTemite ni se implementan pasarelas web (Webpay/Flow) en el MVP. La app ya existe; el riesgo técnico es menor que un greenfield. Cabe en 18 semanas con Scrum.</w:t>
       </w:r>
     </w:p>
     <w:p>
@@ -1689,7 +1689,7 @@
         </w:rPr>
       </w:pPr>
       <w:r>
-        <w:t>Los materiales necesarios están disponibles: repositorio público, documentación heredada (colecciones Postman, análisis del modelo de pagos TUU, plan de payment hub), documentación oficial de Webpay y el acompañamiento del docente guía.</w:t>
+        <w:t>Los materiales necesarios están disponibles: repositorio público, documentación heredada (colecciones Postman, análisis del modelo de pagos TUU, plan de payment hub), documentación en docs/, credenciales QA DTemite y acompañamiento del docente guía.</w:t>
       </w:r>
     </w:p>
     <w:p>
@@ -1749,7 +1749,7 @@
         </w:rPr>
       </w:pPr>
       <w:r>
-        <w:t>La curva de aprendizaje de Webpay y del código React Native existente se aborda con un spike técnico temprano en Fase 2 (HU-01 y HU-02 primero, porque son prerrequisito de HU-03) y con el apoyo de la documentación oficial de Transbank.</w:t>
+        <w:t>La curva del código React Native y la API DTemite se aborda desde Sprint 1 (HU-01 login, HU-03 venta) con entorno QA y documentación ENDPOINTS_DTEMITE.</w:t>
       </w:r>
     </w:p>
     <w:p>
@@ -1775,7 +1775,7 @@
         </w:rPr>
       </w:pPr>
       <w:r>
-        <w:t>Si alguna de estas dificultades se agrava (por ejemplo, demora prolongada de Dtemite o bloqueo de sandbox), el plan de contingencia es mantener el valor de negocio mínimo: dejar implementado y documentado el contrato PaymentGateway y un flujo Webpay demostrable en pruebas, aunque la UI de selección (HU-04) se simplifique.</w:t>
+        <w:t>Si alguna de estas dificultades se agrava (por ejemplo, demora prolongada de Dtemite o bloqueo de sandbox), el plan de contingencia es mantener el valor de negocio mínimo: demostrar el flujo venta → cobro efectivo → DTE en celular, aunque TUU/Kozen no esté disponible en la demo.</w:t>
       </w:r>
     </w:p>
     <w:p>
@@ -1842,7 +1842,7 @@
         <w:jc w:val="both"/>
       </w:pPr>
       <w:r>
-        <w:t>Diseñar e implementar una arquitectura de pagos extensible para el sistema D-PAY, que permita incorporar múltiples pasarelas de pago digitales de forma desacoplada, utilizando Webpay como implementación mínima viable durante el semestre.</w:t>
+        <w:t>Diseñar y desarrollar D-PAY, el POS móvil de DTemite, para que un comercio autenticado venda, cobre y emita DTE desde un dispositivo Android, integrado a la plataforma cloud de la empresa.</w:t>
       </w:r>
     </w:p>
     <w:p>
@@ -1872,7 +1872,7 @@
         </w:rPr>
       </w:pPr>
       <w:r>
-        <w:t>Levantar y documentar la arquitectura de pagos actual de D-PAY, identificando la dependencia del Intent TUU y del hardware Kozen P8 Neo.</w:t>
+        <w:t>Documentar el ecosistema DTemite (ERP web + API + D-PAY) y la arquitectura del POS móvil (docs/05, 00-ecosistema).</w:t>
       </w:r>
     </w:p>
     <w:p>
@@ -1884,7 +1884,7 @@
         </w:rPr>
       </w:pPr>
       <w:r>
-        <w:t>Diseñar un mecanismo de detección de dispositivo (terminal POS Kozen versus smartphone genérico) para seleccionar automáticamente el proveedor de pago.</w:t>
+        <w:t>Implementar autenticación multi-tenant, sesión segura (token bearer, PIN patrón 3×3) y descarga de CAF, catálogo y clientes (HU-01, HU-02).</w:t>
       </w:r>
     </w:p>
     <w:p>
@@ -1896,7 +1896,7 @@
         </w:rPr>
       </w:pPr>
       <w:r>
-        <w:t>Definir el contrato de abstracción PaymentGateway (adaptador/strategy) de modo que un nuevo proveedor se agregue sin modificar la lógica de venta existente.</w:t>
+        <w:t>Permitir armar ventas con calculadora, catálogo, scanner, cliente y tipo de documento (HU-03, HU-04).</w:t>
       </w:r>
     </w:p>
     <w:p>
@@ -1908,7 +1908,7 @@
         </w:rPr>
       </w:pPr>
       <w:r>
-        <w:t>Integrar Transbank Webpay como primera pasarela web, en ambiente de pruebas, cubriendo inicio de transacción, confirmación y retorno del resultado a la venta.</w:t>
+        <w:t>Cobrar en efectivo y con tarjeta TUU en Kozen; registrar transacciones en tbl_dpay (HU-05, HU-06).</w:t>
       </w:r>
     </w:p>
     <w:p>
@@ -1920,7 +1920,7 @@
         </w:rPr>
       </w:pPr>
       <w:r>
-        <w:t>Diseñar la interfaz de selección de pasarela dentro del flujo de cobro existente, respetando el estilo visual de D-PAY.</w:t>
+        <w:t>Emitir DTE al SII (33, 34, 39, 41, 0, NC 61) con TED, PDF y vínculo a la transacción (HU-07).</w:t>
       </w:r>
     </w:p>
     <w:p>
@@ -1932,7 +1932,7 @@
         </w:rPr>
       </w:pPr>
       <w:r>
-        <w:t>Documentar en el Product Backlog las integraciones futuras con Flow, MercadoLibre y PayPal como trabajo fuera del MVP.</w:t>
+        <w:t>Entregar historial, notas de crédito, impresión Bluetooth, Payment Hub y configuración del POS (HU-08 a HU-12).</w:t>
       </w:r>
     </w:p>
     <w:p>
@@ -1944,7 +1944,7 @@
         </w:rPr>
       </w:pPr>
       <w:r>
-        <w:t>Gestionar el desarrollo aplicando Agile Scrum, con backlog priorizado, sprints y ceremonias, y diseñar las pruebas funcionales que certifiquen el flujo de pago.</w:t>
+        <w:t>Documentar el Capstone (docs/, Vision/Backlog Word) y probar el flujo venta → cobro → DTE con evidencias (HU-13, HU-14).</w:t>
       </w:r>
     </w:p>
     <w:p>
@@ -1970,7 +1970,7 @@
         <w:jc w:val="both"/>
       </w:pPr>
       <w:r>
-        <w:t>El proyecto se gestiona mediante la metodología Agile Scrum, adecuada dado el tamaño reducido del equipo (tres integrantes), la necesidad de iterar rápidamente sobre un sistema ya existente, y la posibilidad de recibir retroalimentación frecuente de la empresa mandante. El trabajo se organiza en un Product Backlog priorizado (Historias de Usuario HU-01 a HU-08), del cual se desprenden los sprints planificados para cada fase del curso. Se contemplan las ceremonias propias de Scrum —Sprint Planning, Daily Scrum, Sprint Review y Sprint Retrospective— y se definirán junto a Dtemite los roles de Product Owner y Scrum Master, mientras que el Development Team está conformado por los tres integrantes del equipo.</w:t>
+        <w:t>El proyecto se gestiona mediante la metodología Agile Scrum, adecuada dado el tamaño reducido del equipo (tres integrantes), la necesidad de iterar rápidamente sobre un sistema ya existente, y la posibilidad de recibir retroalimentación frecuente de la empresa mandante. El trabajo se organiza en un Product Backlog priorizado (Historias de Usuario HU-01 a HU-14 del producto POS), del cual se desprenden los sprints planificados para cada fase del curso. Se contemplan las ceremonias propias de Scrum —Sprint Planning, Daily Scrum, Sprint Review y Sprint Retrospective— y se definirán junto a Dtemite los roles de Product Owner y Scrum Master, mientras que el Development Team está conformado por los tres integrantes del equipo.</w:t>
       </w:r>
     </w:p>
     <w:p>
@@ -2076,7 +2076,7 @@
         <w:jc w:val="both"/>
       </w:pPr>
       <w:r>
-        <w:t>Fase 2: desarrollo e implementación de la integración con Webpay, avance de los sprints definidos y actualización de la documentación técnica del repositorio.</w:t>
+        <w:t>Fase 2: completar y estabilizar D-PAY (venta → cobro → DTE → post-venta), sprints de desarrollo y documentación técnica en el repositorio.</w:t>
       </w:r>
     </w:p>
     <w:p>
@@ -2145,7 +2145,7 @@
         </w:rPr>
       </w:pPr>
       <w:r>
-        <w:t>Product Vision (v0.1 o superior) y Product Backlog (HU-01 a HU-08). Demuestran que el problema, el alcance del MVP y la priorización quedaron definidos en Fase 1, y justifican las decisiones de dejar Flow, MercadoLibre y PayPal fuera del semestre.</w:t>
+        <w:t>Product Vision y Product Backlog (HU-01 a HU-14). Demuestran D-PAY como POS completo de DTemite; pasarelas web adicionales quedan en backlog futuro.</w:t>
       </w:r>
     </w:p>
     <w:p>
@@ -2209,7 +2209,7 @@
         </w:rPr>
       </w:pPr>
       <w:r>
-        <w:t>Diseño técnico de Fase 2 (arquitectura actualizada, UML de caso de uso, secuencia Webpay y componentes, requisitos no funcionales). Justifica el cumplimiento del objetivo de documentar el diseño y de explicitar el patrón del PaymentGateway.</w:t>
+        <w:t>Diseño técnico de Fase 2 (arquitectura actualizada, UML de caso de uso, secuencia Webpay y componentes, requisitos no funcionales). Justifica el cumplimiento del objetivo de documentar el diseño y de explicitar el patrón del Payment Hub / flujos POS.</w:t>
       </w:r>
     </w:p>
     <w:p>
@@ -2293,7 +2293,7 @@
         </w:rPr>
       </w:pPr>
       <w:r>
-        <w:t>Phase 1 allowed me to translate a real, in-production POS into a clearly scoped capstone project without losing sight of what already existed versus what the team is actually building. For my role, the key outcome is that integration work —mobile app, backend services and external payment providers— is now framed as a deliberate architectural contribution, not as ad hoc fixes on top of TUU. The extensible payment architecture, with device detection, a PaymentGateway contract and a Webpay sandbox MVP, is feasible in one semester because later gateways remain in the backlog. Defining the Product Vision and a prioritized backlog under Scrum also reinforced why incremental delivery matters: one working web gateway reduces risk for Dtemite while leaving a documented path for Flow, MercadoLibre and PayPal. The remaining dependency is organizational rather than technical: Product Owner and Scrum Master roles must be confirmed early so Phase 2 does not start with an unvalidated backlog.</w:t>
+        <w:t>Phase 1 allowed me to translate a real, in-production POS into a clearly scoped capstone project without losing sight of what already existed versus what the team is actually building. For my role, the key outcome is that integration work —mobile app, backend services and external payment providers— is now framed as a deliberate architectural contribution, not as ad hoc fixes on top of TUU. The extensible payment architecture, with device detection, a Payment Hub / flujos POS contract and a Webpay sandbox MVP, is feasible in one semester because later gateways remain in the backlog. Defining the Product Vision and a prioritized backlog under Scrum also reinforced why incremental delivery matters: one working web gateway reduces risk for Dtemite while leaving a documented path for Flow, MercadoLibre and PayPal. The remaining dependency is organizational rather than technical: Product Owner and Scrum Master roles must be confirmed early so Phase 2 does not start with an unvalidated backlog.</w:t>
       </w:r>
     </w:p>
     <w:p>
@@ -3136,7 +3136,7 @@
           <w:sz w:val="22"/>
           <w:szCs w:val="22"/>
         </w:rPr>
-        <w:t>PaymentGateway</w:t>
+        <w:t>Payment Hub / flujos POS</w:t>
       </w:r>
       <w:proofErr w:type="spellEnd"/>
       <w:r>
